--- a/docs/Relatorio_de_Testes_Analise_de_Cabelo_LLM.docx
+++ b/docs/Relatorio_de_Testes_Analise_de_Cabelo_LLM.docx
@@ -1054,6 +1054,45 @@
         <w:pStyle w:val="Heading1"/>
       </w:pPr>
       <w:r>
+        <w:t>Intenção escolhida e prompts utilizados</w:t>
+      </w:r>
+    </w:p>
+    <w:p>
+      <w:r>
+        <w:t>Eu escolhi a intenção de analisar características aparentes do cabelo a partir de uma fotografia. Dentro desse pedido, a pessoa pode perguntar pelo comprimento, pela textura ou pelos dois. Na etapa de interpretação, usei a instrução: ‘Identifique se a mensagem pede comprimento, textura ou ambos; considere linguagem informal e erros de escrita; responda somente em JSON’. Na etapa visual, usei a instrução: ‘Analise apenas o que aparece na fotografia e retorne somente as categorias permitidas; use null ou indefinida quando não houver segurança’.</w:t>
+      </w:r>
+    </w:p>
+    <w:p>
+      <w:pPr>
+        <w:pStyle w:val="Heading1"/>
+      </w:pPr>
+      <w:r>
+        <w:t>Dificuldades encontradas e possíveis melhorias</w:t>
+      </w:r>
+    </w:p>
+    <w:p>
+      <w:r>
+        <w:t>Durante o desenvolvimento, minha principal dificuldade foi fazer o sistema compreender mensagens informais e manter o pedido do usuário quando a fotografia era enviada em uma segunda mensagem. Também precisei tratar a indisponibilidade temporária da API Gemini sem apresentar uma classificação inventada. Como melhorias, pretendo ampliar os testes com diferentes fotografias e formas de escrita. Também seria possível desenvolver futuramente uma API própria de visão computacional, reduzir a dependência de serviços externos e integrar essa análise ao projeto Espelho Virtual.</w:t>
+      </w:r>
+    </w:p>
+    <w:p>
+      <w:pPr>
+        <w:pStyle w:val="Heading1"/>
+      </w:pPr>
+      <w:r>
+        <w:t>Como delimitei a proposta</w:t>
+      </w:r>
+    </w:p>
+    <w:p>
+      <w:r>
+        <w:t>Na proposta inicial, eu pretendia incorporar a LLM ao projeto Espelho Virtual para analisar quatro aspectos do cabelo: comprimento, textura, volume e sinais visuais de coloração. Durante o desenvolvimento, percebi que seria melhor manter esta atividade como um protótipo acadêmico separado, sem alterar o funcionamento do Espelho Virtual. Também decidi concentrar os testes no comprimento e na textura aparente, que são mais simples de observar e verificar em uma fotografia. Por isso, deixei volume e sinais de coloração como possibilidades para uma etapa futura. Com essa delimitação, consegui me concentrar na interpretação das mensagens, na solicitação da fotografia quando necessário e na resposta baseada somente no que a LLM identificou na imagem.</w:t>
+      </w:r>
+    </w:p>
+    <w:p>
+      <w:pPr>
+        <w:pStyle w:val="Heading1"/>
+      </w:pPr>
+      <w:r>
         <w:t>Síntese para a demonstração</w:t>
       </w:r>
     </w:p>
